--- a/Mpesa prediction/Mpesa spendings.docx
+++ b/Mpesa prediction/Mpesa spendings.docx
@@ -41,52 +41,6 @@
           <w:lang w:val="en-US"/>
         </w:rPr>
         <w:t>M-Pesa Spending Predictor using Machine Learning</w:t>
-      </w:r>
-    </w:p>
-    <w:p>
-      <w:pPr>
-        <w:rPr>
-          <w:rFonts w:ascii="Baskerville" w:hAnsi="Baskerville"/>
-          <w:lang w:val="en-US"/>
-        </w:rPr>
-      </w:pPr>
-    </w:p>
-    <w:p>
-      <w:pPr>
-        <w:rPr>
-          <w:rFonts w:ascii="Baskerville" w:hAnsi="Baskerville"/>
-          <w:b/>
-          <w:bCs/>
-          <w:sz w:val="32"/>
-          <w:szCs w:val="32"/>
-          <w:lang w:val="en-US"/>
-        </w:rPr>
-      </w:pPr>
-      <w:r>
-        <w:rPr>
-          <w:rFonts w:ascii="Baskerville" w:hAnsi="Baskerville"/>
-          <w:b/>
-          <w:bCs/>
-          <w:sz w:val="32"/>
-          <w:szCs w:val="32"/>
-          <w:lang w:val="en-US"/>
-        </w:rPr>
-        <w:t>Objective:</w:t>
-      </w:r>
-    </w:p>
-    <w:p>
-      <w:pPr>
-        <w:rPr>
-          <w:rFonts w:ascii="Baskerville" w:hAnsi="Baskerville"/>
-          <w:lang w:val="en-US"/>
-        </w:rPr>
-      </w:pPr>
-      <w:r>
-        <w:rPr>
-          <w:rFonts w:ascii="Baskerville" w:hAnsi="Baskerville"/>
-          <w:lang w:val="en-US"/>
-        </w:rPr>
-        <w:t>To develop a web-based machine learning application that analyzes M-Pesa transaction statements and predicts future spending based on user input.</w:t>
       </w:r>
     </w:p>
     <w:p>
@@ -191,1384 +145,6 @@
           <w:lang w:val="en-US"/>
         </w:rPr>
       </w:pPr>
-    </w:p>
-    <w:p>
-      <w:pPr>
-        <w:rPr>
-          <w:rFonts w:ascii="Baskerville" w:hAnsi="Baskerville"/>
-          <w:b/>
-          <w:bCs/>
-          <w:lang w:val="en-US"/>
-        </w:rPr>
-      </w:pPr>
-      <w:r>
-        <w:rPr>
-          <w:rFonts w:ascii="Baskerville" w:hAnsi="Baskerville"/>
-          <w:b/>
-          <w:bCs/>
-          <w:lang w:val="en-US"/>
-        </w:rPr>
-        <w:t>Tools &amp; Technologies:</w:t>
-      </w:r>
-    </w:p>
-    <w:p>
-      <w:pPr>
-        <w:pStyle w:val="ListParagraph"/>
-        <w:numPr>
-          <w:ilvl w:val="0"/>
-          <w:numId w:val="1"/>
-        </w:numPr>
-        <w:rPr>
-          <w:rFonts w:ascii="Baskerville" w:hAnsi="Baskerville"/>
-          <w:lang w:val="en-US"/>
-        </w:rPr>
-      </w:pPr>
-      <w:r>
-        <w:rPr>
-          <w:rFonts w:ascii="Baskerville" w:hAnsi="Baskerville"/>
-          <w:lang w:val="en-US"/>
-        </w:rPr>
-        <w:t>Python (Data processing, Model training)</w:t>
-      </w:r>
-    </w:p>
-    <w:p>
-      <w:pPr>
-        <w:pStyle w:val="ListParagraph"/>
-        <w:numPr>
-          <w:ilvl w:val="0"/>
-          <w:numId w:val="1"/>
-        </w:numPr>
-        <w:rPr>
-          <w:rFonts w:ascii="Baskerville" w:hAnsi="Baskerville"/>
-          <w:lang w:val="en-US"/>
-        </w:rPr>
-      </w:pPr>
-      <w:r>
-        <w:rPr>
-          <w:rFonts w:ascii="Baskerville" w:hAnsi="Baskerville"/>
-          <w:lang w:val="en-US"/>
-        </w:rPr>
-        <w:t>Flask (API backend)</w:t>
-      </w:r>
-    </w:p>
-    <w:p>
-      <w:pPr>
-        <w:pStyle w:val="ListParagraph"/>
-        <w:numPr>
-          <w:ilvl w:val="0"/>
-          <w:numId w:val="1"/>
-        </w:numPr>
-        <w:rPr>
-          <w:rFonts w:ascii="Baskerville" w:hAnsi="Baskerville"/>
-          <w:lang w:val="en-US"/>
-        </w:rPr>
-      </w:pPr>
-      <w:r>
-        <w:rPr>
-          <w:rFonts w:ascii="Baskerville" w:hAnsi="Baskerville"/>
-          <w:lang w:val="en-US"/>
-        </w:rPr>
-        <w:t>HTML/JavaScript (Frontend)</w:t>
-      </w:r>
-    </w:p>
-    <w:p>
-      <w:pPr>
-        <w:pStyle w:val="ListParagraph"/>
-        <w:numPr>
-          <w:ilvl w:val="0"/>
-          <w:numId w:val="1"/>
-        </w:numPr>
-        <w:rPr>
-          <w:rFonts w:ascii="Baskerville" w:hAnsi="Baskerville"/>
-          <w:lang w:val="en-US"/>
-        </w:rPr>
-      </w:pPr>
-      <w:r>
-        <w:rPr>
-          <w:rFonts w:ascii="Baskerville" w:hAnsi="Baskerville"/>
-          <w:lang w:val="en-US"/>
-        </w:rPr>
-        <w:t>XGBoost (Regression model)</w:t>
-      </w:r>
-    </w:p>
-    <w:p>
-      <w:pPr>
-        <w:pStyle w:val="ListParagraph"/>
-        <w:numPr>
-          <w:ilvl w:val="0"/>
-          <w:numId w:val="1"/>
-        </w:numPr>
-        <w:rPr>
-          <w:rFonts w:ascii="Baskerville" w:hAnsi="Baskerville"/>
-          <w:lang w:val="en-US"/>
-        </w:rPr>
-      </w:pPr>
-      <w:r>
-        <w:rPr>
-          <w:rFonts w:ascii="Baskerville" w:hAnsi="Baskerville"/>
-          <w:lang w:val="en-US"/>
-        </w:rPr>
-        <w:t>scikit-learn (Preprocessing, Evaluation)</w:t>
-      </w:r>
-    </w:p>
-    <w:p>
-      <w:pPr>
-        <w:pStyle w:val="ListParagraph"/>
-        <w:numPr>
-          <w:ilvl w:val="0"/>
-          <w:numId w:val="1"/>
-        </w:numPr>
-        <w:rPr>
-          <w:rFonts w:ascii="Baskerville" w:hAnsi="Baskerville"/>
-          <w:lang w:val="en-US"/>
-        </w:rPr>
-      </w:pPr>
-      <w:r>
-        <w:rPr>
-          <w:rFonts w:ascii="Baskerville" w:hAnsi="Baskerville"/>
-          <w:lang w:val="en-US"/>
-        </w:rPr>
-        <w:t>pandas/NumPy (Data manipulation)</w:t>
-      </w:r>
-    </w:p>
-    <w:p>
-      <w:pPr>
-        <w:pStyle w:val="ListParagraph"/>
-        <w:numPr>
-          <w:ilvl w:val="0"/>
-          <w:numId w:val="1"/>
-        </w:numPr>
-        <w:rPr>
-          <w:rFonts w:ascii="Baskerville" w:hAnsi="Baskerville"/>
-          <w:lang w:val="en-US"/>
-        </w:rPr>
-      </w:pPr>
-      <w:r>
-        <w:rPr>
-          <w:rFonts w:ascii="Baskerville" w:hAnsi="Baskerville"/>
-          <w:lang w:val="en-US"/>
-        </w:rPr>
-        <w:t>pickle (Model serialization)</w:t>
-      </w:r>
-    </w:p>
-    <w:p>
-      <w:pPr>
-        <w:pStyle w:val="ListParagraph"/>
-        <w:numPr>
-          <w:ilvl w:val="0"/>
-          <w:numId w:val="1"/>
-        </w:numPr>
-        <w:rPr>
-          <w:rFonts w:ascii="Baskerville" w:hAnsi="Baskerville"/>
-          <w:lang w:val="en-US"/>
-        </w:rPr>
-      </w:pPr>
-      <w:r>
-        <w:rPr>
-          <w:rFonts w:ascii="Baskerville" w:hAnsi="Baskerville"/>
-          <w:lang w:val="en-US"/>
-        </w:rPr>
-        <w:t>LabelEncoder / StandardScaler</w:t>
-      </w:r>
-    </w:p>
-    <w:p>
-      <w:pPr>
-        <w:pStyle w:val="ListParagraph"/>
-        <w:numPr>
-          <w:ilvl w:val="0"/>
-          <w:numId w:val="1"/>
-        </w:numPr>
-        <w:rPr>
-          <w:rFonts w:ascii="Baskerville" w:hAnsi="Baskerville"/>
-          <w:lang w:val="en-US"/>
-        </w:rPr>
-      </w:pPr>
-      <w:r>
-        <w:rPr>
-          <w:rFonts w:ascii="Baskerville" w:hAnsi="Baskerville"/>
-          <w:lang w:val="en-US"/>
-        </w:rPr>
-        <w:t>CORS / flask_restful</w:t>
-      </w:r>
-    </w:p>
-    <w:p>
-      <w:pPr>
-        <w:rPr>
-          <w:rFonts w:ascii="Baskerville" w:hAnsi="Baskerville"/>
-          <w:lang w:val="en-US"/>
-        </w:rPr>
-      </w:pPr>
-    </w:p>
-    <w:p>
-      <w:pPr>
-        <w:rPr>
-          <w:rFonts w:ascii="Baskerville" w:hAnsi="Baskerville"/>
-          <w:b/>
-          <w:bCs/>
-          <w:lang w:val="en-US"/>
-        </w:rPr>
-      </w:pPr>
-      <w:r>
-        <w:rPr>
-          <w:rFonts w:ascii="Baskerville" w:hAnsi="Baskerville"/>
-          <w:b/>
-          <w:bCs/>
-          <w:lang w:val="en-US"/>
-        </w:rPr>
-        <w:t>Data Used:</w:t>
-      </w:r>
-    </w:p>
-    <w:p>
-      <w:pPr>
-        <w:pStyle w:val="HTMLPreformatted"/>
-        <w:wordWrap w:val="0"/>
-        <w:rPr>
-          <w:rFonts w:ascii="Baskerville" w:hAnsi="Baskerville"/>
-          <w:sz w:val="24"/>
-          <w:szCs w:val="24"/>
-        </w:rPr>
-      </w:pPr>
-      <w:r>
-        <w:rPr>
-          <w:rFonts w:ascii="Baskerville" w:hAnsi="Baskerville"/>
-          <w:sz w:val="24"/>
-          <w:szCs w:val="24"/>
-          <w:lang w:val="en-US"/>
-        </w:rPr>
-        <w:t>Original M-pesa statement (pdf format) is cleaned and anonymized from [</w:t>
-      </w:r>
-      <w:r>
-        <w:rPr>
-          <w:rFonts w:ascii="Baskerville" w:hAnsi="Baskerville"/>
-          <w:sz w:val="24"/>
-          <w:szCs w:val="24"/>
-        </w:rPr>
-        <w:t>'Receipt No', 'Completion Time', 'Details', 'Transaction Status',</w:t>
-      </w:r>
-    </w:p>
-    <w:p>
-      <w:pPr>
-        <w:tabs>
-          <w:tab w:val="left" w:pos="916"/>
-          <w:tab w:val="left" w:pos="1832"/>
-          <w:tab w:val="left" w:pos="2748"/>
-          <w:tab w:val="left" w:pos="3664"/>
-          <w:tab w:val="left" w:pos="4580"/>
-          <w:tab w:val="left" w:pos="5496"/>
-          <w:tab w:val="left" w:pos="6412"/>
-          <w:tab w:val="left" w:pos="7328"/>
-          <w:tab w:val="left" w:pos="8244"/>
-          <w:tab w:val="left" w:pos="9160"/>
-          <w:tab w:val="left" w:pos="10076"/>
-          <w:tab w:val="left" w:pos="10992"/>
-          <w:tab w:val="left" w:pos="11908"/>
-          <w:tab w:val="left" w:pos="12824"/>
-          <w:tab w:val="left" w:pos="13740"/>
-          <w:tab w:val="left" w:pos="14656"/>
-        </w:tabs>
-        <w:wordWrap w:val="0"/>
-        <w:rPr>
-          <w:rFonts w:ascii="Baskerville" w:eastAsia="Times New Roman" w:hAnsi="Baskerville" w:cs="Courier New"/>
-          <w:kern w:val="0"/>
-          <w:lang w:val="en-US" w:eastAsia="en-GB"/>
-          <w14:ligatures w14:val="none"/>
-        </w:rPr>
-      </w:pPr>
-      <w:r>
-        <w:rPr>
-          <w:rFonts w:ascii="Baskerville" w:eastAsia="Times New Roman" w:hAnsi="Baskerville" w:cs="Courier New"/>
-          <w:kern w:val="0"/>
-          <w:lang w:eastAsia="en-GB"/>
-          <w14:ligatures w14:val="none"/>
-        </w:rPr>
-        <w:t xml:space="preserve">       'Paid in', 'Withdraw\rn', 'Balance', 'Unnamed: 0'</w:t>
-      </w:r>
-      <w:r>
-        <w:rPr>
-          <w:rFonts w:ascii="Baskerville" w:eastAsia="Times New Roman" w:hAnsi="Baskerville" w:cs="Courier New"/>
-          <w:kern w:val="0"/>
-          <w:lang w:val="en-US" w:eastAsia="en-GB"/>
-          <w14:ligatures w14:val="none"/>
-        </w:rPr>
-        <w:t>]</w:t>
-      </w:r>
-    </w:p>
-    <w:p>
-      <w:pPr>
-        <w:tabs>
-          <w:tab w:val="left" w:pos="916"/>
-          <w:tab w:val="left" w:pos="1832"/>
-          <w:tab w:val="left" w:pos="2748"/>
-          <w:tab w:val="left" w:pos="3664"/>
-          <w:tab w:val="left" w:pos="4580"/>
-          <w:tab w:val="left" w:pos="5496"/>
-          <w:tab w:val="left" w:pos="6412"/>
-          <w:tab w:val="left" w:pos="7328"/>
-          <w:tab w:val="left" w:pos="8244"/>
-          <w:tab w:val="left" w:pos="9160"/>
-          <w:tab w:val="left" w:pos="10076"/>
-          <w:tab w:val="left" w:pos="10992"/>
-          <w:tab w:val="left" w:pos="11908"/>
-          <w:tab w:val="left" w:pos="12824"/>
-          <w:tab w:val="left" w:pos="13740"/>
-          <w:tab w:val="left" w:pos="14656"/>
-        </w:tabs>
-        <w:wordWrap w:val="0"/>
-        <w:rPr>
-          <w:rFonts w:ascii="Baskerville" w:eastAsia="Times New Roman" w:hAnsi="Baskerville" w:cs="Courier New"/>
-          <w:kern w:val="0"/>
-          <w:lang w:val="en-US" w:eastAsia="en-GB"/>
-          <w14:ligatures w14:val="none"/>
-        </w:rPr>
-      </w:pPr>
-      <w:r>
-        <w:rPr>
-          <w:rFonts w:ascii="Baskerville" w:eastAsia="Times New Roman" w:hAnsi="Baskerville" w:cs="Courier New"/>
-          <w:noProof/>
-          <w:kern w:val="0"/>
-          <w:lang w:val="en-US" w:eastAsia="en-GB"/>
-        </w:rPr>
-        <w:drawing>
-          <wp:inline distT="0" distB="0" distL="0" distR="0">
-            <wp:extent cx="5731510" cy="1731645"/>
-            <wp:effectExtent l="0" t="0" r="0" b="0"/>
-            <wp:docPr id="1594354543" name="Picture 1"/>
-            <wp:cNvGraphicFramePr>
-              <a:graphicFrameLocks xmlns:a="http://schemas.openxmlformats.org/drawingml/2006/main" noChangeAspect="1"/>
-            </wp:cNvGraphicFramePr>
-            <a:graphic xmlns:a="http://schemas.openxmlformats.org/drawingml/2006/main">
-              <a:graphicData uri="http://schemas.openxmlformats.org/drawingml/2006/picture">
-                <pic:pic xmlns:pic="http://schemas.openxmlformats.org/drawingml/2006/picture">
-                  <pic:nvPicPr>
-                    <pic:cNvPr id="1594354543" name="Picture 1594354543"/>
-                    <pic:cNvPicPr/>
-                  </pic:nvPicPr>
-                  <pic:blipFill>
-                    <a:blip r:embed="rId6">
-                      <a:extLst>
-                        <a:ext uri="{28A0092B-C50C-407E-A947-70E740481C1C}">
-                          <a14:useLocalDpi xmlns:a14="http://schemas.microsoft.com/office/drawing/2010/main" val="0"/>
-                        </a:ext>
-                      </a:extLst>
-                    </a:blip>
-                    <a:stretch>
-                      <a:fillRect/>
-                    </a:stretch>
-                  </pic:blipFill>
-                  <pic:spPr>
-                    <a:xfrm>
-                      <a:off x="0" y="0"/>
-                      <a:ext cx="5731510" cy="1731645"/>
-                    </a:xfrm>
-                    <a:prstGeom prst="rect">
-                      <a:avLst/>
-                    </a:prstGeom>
-                  </pic:spPr>
-                </pic:pic>
-              </a:graphicData>
-            </a:graphic>
-          </wp:inline>
-        </w:drawing>
-      </w:r>
-    </w:p>
-    <w:p>
-      <w:pPr>
-        <w:rPr>
-          <w:rFonts w:ascii="Baskerville" w:hAnsi="Baskerville"/>
-          <w:lang w:val="en-US"/>
-        </w:rPr>
-      </w:pPr>
-    </w:p>
-    <w:p>
-      <w:pPr>
-        <w:rPr>
-          <w:rFonts w:ascii="Baskerville" w:hAnsi="Baskerville"/>
-          <w:lang w:val="en-US"/>
-        </w:rPr>
-      </w:pPr>
-      <w:r>
-        <w:rPr>
-          <w:rFonts w:ascii="Baskerville" w:hAnsi="Baskerville"/>
-          <w:lang w:val="en-US"/>
-        </w:rPr>
-        <w:t xml:space="preserve">To a </w:t>
-      </w:r>
-    </w:p>
-    <w:p>
-      <w:pPr>
-        <w:rPr>
-          <w:rFonts w:ascii="Baskerville" w:hAnsi="Baskerville"/>
-          <w:lang w:val="en-US"/>
-        </w:rPr>
-      </w:pPr>
-      <w:r>
-        <w:rPr>
-          <w:rFonts w:ascii="Baskerville" w:hAnsi="Baskerville"/>
-          <w:lang w:val="en-US"/>
-        </w:rPr>
-        <w:t>Cleaned M-Pesa transaction CSV with the following features:</w:t>
-      </w:r>
-    </w:p>
-    <w:p>
-      <w:pPr>
-        <w:pStyle w:val="ListParagraph"/>
-        <w:numPr>
-          <w:ilvl w:val="0"/>
-          <w:numId w:val="2"/>
-        </w:numPr>
-        <w:rPr>
-          <w:rFonts w:ascii="Baskerville" w:hAnsi="Baskerville"/>
-          <w:lang w:val="en-US"/>
-        </w:rPr>
-      </w:pPr>
-      <w:r>
-        <w:rPr>
-          <w:rFonts w:ascii="Baskerville" w:hAnsi="Baskerville"/>
-          <w:lang w:val="en-US"/>
-        </w:rPr>
-        <w:t>Receipt</w:t>
-      </w:r>
-    </w:p>
-    <w:p>
-      <w:pPr>
-        <w:pStyle w:val="ListParagraph"/>
-        <w:numPr>
-          <w:ilvl w:val="0"/>
-          <w:numId w:val="2"/>
-        </w:numPr>
-        <w:rPr>
-          <w:rFonts w:ascii="Baskerville" w:hAnsi="Baskerville"/>
-          <w:lang w:val="en-US"/>
-        </w:rPr>
-      </w:pPr>
-      <w:r>
-        <w:rPr>
-          <w:rFonts w:ascii="Baskerville" w:hAnsi="Baskerville"/>
-          <w:lang w:val="en-US"/>
-        </w:rPr>
-        <w:t>transaction_Day</w:t>
-      </w:r>
-      <w:r>
-        <w:rPr>
-          <w:rFonts w:ascii="Baskerville" w:hAnsi="Baskerville"/>
-          <w:lang w:val="en-US"/>
-        </w:rPr>
-        <w:t xml:space="preserve"> (number of transactions in a day)</w:t>
-      </w:r>
-    </w:p>
-    <w:p>
-      <w:pPr>
-        <w:pStyle w:val="ListParagraph"/>
-        <w:numPr>
-          <w:ilvl w:val="0"/>
-          <w:numId w:val="2"/>
-        </w:numPr>
-        <w:rPr>
-          <w:rFonts w:ascii="Baskerville" w:hAnsi="Baskerville"/>
-          <w:lang w:val="en-US"/>
-        </w:rPr>
-      </w:pPr>
-      <w:r>
-        <w:rPr>
-          <w:rFonts w:ascii="Baskerville" w:hAnsi="Baskerville"/>
-          <w:lang w:val="en-US"/>
-        </w:rPr>
-        <w:t>Year</w:t>
-      </w:r>
-    </w:p>
-    <w:p>
-      <w:pPr>
-        <w:pStyle w:val="ListParagraph"/>
-        <w:numPr>
-          <w:ilvl w:val="0"/>
-          <w:numId w:val="2"/>
-        </w:numPr>
-        <w:rPr>
-          <w:rFonts w:ascii="Baskerville" w:hAnsi="Baskerville"/>
-          <w:lang w:val="en-US"/>
-        </w:rPr>
-      </w:pPr>
-      <w:r>
-        <w:rPr>
-          <w:rFonts w:ascii="Baskerville" w:hAnsi="Baskerville"/>
-          <w:lang w:val="en-US"/>
-        </w:rPr>
-        <w:t>Month</w:t>
-      </w:r>
-    </w:p>
-    <w:p>
-      <w:pPr>
-        <w:pStyle w:val="ListParagraph"/>
-        <w:numPr>
-          <w:ilvl w:val="0"/>
-          <w:numId w:val="2"/>
-        </w:numPr>
-        <w:rPr>
-          <w:rFonts w:ascii="Baskerville" w:hAnsi="Baskerville"/>
-          <w:lang w:val="en-US"/>
-        </w:rPr>
-      </w:pPr>
-      <w:r>
-        <w:rPr>
-          <w:rFonts w:ascii="Baskerville" w:hAnsi="Baskerville"/>
-          <w:lang w:val="en-US"/>
-        </w:rPr>
-        <w:t>Date</w:t>
-      </w:r>
-    </w:p>
-    <w:p>
-      <w:pPr>
-        <w:pStyle w:val="ListParagraph"/>
-        <w:numPr>
-          <w:ilvl w:val="0"/>
-          <w:numId w:val="2"/>
-        </w:numPr>
-        <w:rPr>
-          <w:rFonts w:ascii="Baskerville" w:hAnsi="Baskerville"/>
-          <w:lang w:val="en-US"/>
-        </w:rPr>
-      </w:pPr>
-      <w:r>
-        <w:rPr>
-          <w:rFonts w:ascii="Baskerville" w:hAnsi="Baskerville"/>
-          <w:lang w:val="en-US"/>
-        </w:rPr>
-        <w:lastRenderedPageBreak/>
-        <w:t>Weekday</w:t>
-      </w:r>
-    </w:p>
-    <w:p>
-      <w:pPr>
-        <w:pStyle w:val="ListParagraph"/>
-        <w:numPr>
-          <w:ilvl w:val="0"/>
-          <w:numId w:val="2"/>
-        </w:numPr>
-        <w:rPr>
-          <w:rFonts w:ascii="Baskerville" w:hAnsi="Baskerville"/>
-          <w:lang w:val="en-US"/>
-        </w:rPr>
-      </w:pPr>
-      <w:r>
-        <w:rPr>
-          <w:rFonts w:ascii="Baskerville" w:hAnsi="Baskerville"/>
-          <w:lang w:val="en-US"/>
-        </w:rPr>
-        <w:t>Hour</w:t>
-      </w:r>
-    </w:p>
-    <w:p>
-      <w:pPr>
-        <w:pStyle w:val="ListParagraph"/>
-        <w:numPr>
-          <w:ilvl w:val="0"/>
-          <w:numId w:val="2"/>
-        </w:numPr>
-        <w:rPr>
-          <w:rFonts w:ascii="Baskerville" w:hAnsi="Baskerville"/>
-          <w:lang w:val="en-US"/>
-        </w:rPr>
-      </w:pPr>
-      <w:r>
-        <w:rPr>
-          <w:rFonts w:ascii="Baskerville" w:hAnsi="Baskerville"/>
-          <w:lang w:val="en-US"/>
-        </w:rPr>
-        <w:t>Minute</w:t>
-      </w:r>
-    </w:p>
-    <w:p>
-      <w:pPr>
-        <w:pStyle w:val="ListParagraph"/>
-        <w:numPr>
-          <w:ilvl w:val="0"/>
-          <w:numId w:val="2"/>
-        </w:numPr>
-        <w:rPr>
-          <w:rFonts w:ascii="Baskerville" w:hAnsi="Baskerville"/>
-          <w:lang w:val="en-US"/>
-        </w:rPr>
-      </w:pPr>
-      <w:r>
-        <w:rPr>
-          <w:rFonts w:ascii="Baskerville" w:hAnsi="Baskerville"/>
-          <w:lang w:val="en-US"/>
-        </w:rPr>
-        <w:t>Seconds</w:t>
-      </w:r>
-    </w:p>
-    <w:p>
-      <w:pPr>
-        <w:pStyle w:val="ListParagraph"/>
-        <w:numPr>
-          <w:ilvl w:val="0"/>
-          <w:numId w:val="2"/>
-        </w:numPr>
-        <w:rPr>
-          <w:rFonts w:ascii="Baskerville" w:hAnsi="Baskerville"/>
-          <w:lang w:val="en-US"/>
-        </w:rPr>
-      </w:pPr>
-      <w:r>
-        <w:rPr>
-          <w:rFonts w:ascii="Baskerville" w:hAnsi="Baskerville"/>
-          <w:lang w:val="en-US"/>
-        </w:rPr>
-        <w:t>Transaction_type</w:t>
-      </w:r>
-    </w:p>
-    <w:p>
-      <w:pPr>
-        <w:pStyle w:val="ListParagraph"/>
-        <w:numPr>
-          <w:ilvl w:val="0"/>
-          <w:numId w:val="2"/>
-        </w:numPr>
-        <w:rPr>
-          <w:rFonts w:ascii="Baskerville" w:hAnsi="Baskerville"/>
-          <w:lang w:val="en-US"/>
-        </w:rPr>
-      </w:pPr>
-      <w:r>
-        <w:rPr>
-          <w:rFonts w:ascii="Baskerville" w:hAnsi="Baskerville"/>
-          <w:lang w:val="en-US"/>
-        </w:rPr>
-        <w:t>Transaction_party</w:t>
-      </w:r>
-    </w:p>
-    <w:p>
-      <w:pPr>
-        <w:pStyle w:val="ListParagraph"/>
-        <w:numPr>
-          <w:ilvl w:val="0"/>
-          <w:numId w:val="2"/>
-        </w:numPr>
-        <w:rPr>
-          <w:rFonts w:ascii="Baskerville" w:hAnsi="Baskerville"/>
-          <w:lang w:val="en-US"/>
-        </w:rPr>
-      </w:pPr>
-      <w:r>
-        <w:rPr>
-          <w:rFonts w:ascii="Baskerville" w:hAnsi="Baskerville"/>
-          <w:lang w:val="en-US"/>
-        </w:rPr>
-        <w:t>Transaction_amount</w:t>
-      </w:r>
-    </w:p>
-    <w:p>
-      <w:pPr>
-        <w:pStyle w:val="ListParagraph"/>
-        <w:numPr>
-          <w:ilvl w:val="0"/>
-          <w:numId w:val="2"/>
-        </w:numPr>
-        <w:rPr>
-          <w:rFonts w:ascii="Baskerville" w:hAnsi="Baskerville"/>
-          <w:lang w:val="en-US"/>
-        </w:rPr>
-      </w:pPr>
-      <w:r>
-        <w:rPr>
-          <w:rFonts w:ascii="Baskerville" w:hAnsi="Baskerville"/>
-          <w:lang w:val="en-US"/>
-        </w:rPr>
-        <w:t>paid_in_or_Withdraw</w:t>
-      </w:r>
-    </w:p>
-    <w:p>
-      <w:pPr>
-        <w:pStyle w:val="ListParagraph"/>
-        <w:numPr>
-          <w:ilvl w:val="0"/>
-          <w:numId w:val="2"/>
-        </w:numPr>
-        <w:rPr>
-          <w:rFonts w:ascii="Baskerville" w:hAnsi="Baskerville"/>
-          <w:lang w:val="en-US"/>
-        </w:rPr>
-      </w:pPr>
-      <w:r>
-        <w:rPr>
-          <w:rFonts w:ascii="Baskerville" w:hAnsi="Baskerville"/>
-          <w:lang w:val="en-US"/>
-        </w:rPr>
-        <w:t>Balance</w:t>
-      </w:r>
-    </w:p>
-    <w:p>
-      <w:pPr>
-        <w:pStyle w:val="ListParagraph"/>
-        <w:ind w:left="1080"/>
-        <w:rPr>
-          <w:rFonts w:ascii="Baskerville" w:hAnsi="Baskerville"/>
-          <w:lang w:val="en-US"/>
-        </w:rPr>
-      </w:pPr>
-      <w:r>
-        <w:rPr>
-          <w:rFonts w:ascii="Baskerville" w:hAnsi="Baskerville"/>
-          <w:noProof/>
-          <w:lang w:val="en-US"/>
-        </w:rPr>
-        <w:drawing>
-          <wp:inline distT="0" distB="0" distL="0" distR="0">
-            <wp:extent cx="5731510" cy="1645285"/>
-            <wp:effectExtent l="0" t="0" r="0" b="5715"/>
-            <wp:docPr id="739895871" name="Picture 2"/>
-            <wp:cNvGraphicFramePr>
-              <a:graphicFrameLocks xmlns:a="http://schemas.openxmlformats.org/drawingml/2006/main" noChangeAspect="1"/>
-            </wp:cNvGraphicFramePr>
-            <a:graphic xmlns:a="http://schemas.openxmlformats.org/drawingml/2006/main">
-              <a:graphicData uri="http://schemas.openxmlformats.org/drawingml/2006/picture">
-                <pic:pic xmlns:pic="http://schemas.openxmlformats.org/drawingml/2006/picture">
-                  <pic:nvPicPr>
-                    <pic:cNvPr id="739895871" name="Picture 739895871"/>
-                    <pic:cNvPicPr/>
-                  </pic:nvPicPr>
-                  <pic:blipFill>
-                    <a:blip r:embed="rId7">
-                      <a:extLst>
-                        <a:ext uri="{28A0092B-C50C-407E-A947-70E740481C1C}">
-                          <a14:useLocalDpi xmlns:a14="http://schemas.microsoft.com/office/drawing/2010/main" val="0"/>
-                        </a:ext>
-                      </a:extLst>
-                    </a:blip>
-                    <a:stretch>
-                      <a:fillRect/>
-                    </a:stretch>
-                  </pic:blipFill>
-                  <pic:spPr>
-                    <a:xfrm>
-                      <a:off x="0" y="0"/>
-                      <a:ext cx="5731510" cy="1645285"/>
-                    </a:xfrm>
-                    <a:prstGeom prst="rect">
-                      <a:avLst/>
-                    </a:prstGeom>
-                  </pic:spPr>
-                </pic:pic>
-              </a:graphicData>
-            </a:graphic>
-          </wp:inline>
-        </w:drawing>
-      </w:r>
-    </w:p>
-    <w:p>
-      <w:pPr>
-        <w:rPr>
-          <w:rFonts w:ascii="Baskerville" w:hAnsi="Baskerville"/>
-          <w:lang w:val="en-US"/>
-        </w:rPr>
-      </w:pPr>
-    </w:p>
-    <w:p>
-      <w:pPr>
-        <w:rPr>
-          <w:rFonts w:ascii="Baskerville" w:hAnsi="Baskerville"/>
-          <w:b/>
-          <w:bCs/>
-          <w:lang w:val="en-US"/>
-        </w:rPr>
-      </w:pPr>
-      <w:r>
-        <w:rPr>
-          <w:rFonts w:ascii="Baskerville" w:hAnsi="Baskerville"/>
-          <w:b/>
-          <w:bCs/>
-          <w:lang w:val="en-US"/>
-        </w:rPr>
-        <w:t>Feature Engineering:</w:t>
-      </w:r>
-    </w:p>
-    <w:p>
-      <w:pPr>
-        <w:pStyle w:val="ListParagraph"/>
-        <w:numPr>
-          <w:ilvl w:val="0"/>
-          <w:numId w:val="3"/>
-        </w:numPr>
-        <w:rPr>
-          <w:rFonts w:ascii="Baskerville" w:hAnsi="Baskerville"/>
-          <w:b/>
-          <w:bCs/>
-          <w:lang w:val="en-US"/>
-        </w:rPr>
-      </w:pPr>
-      <w:r>
-        <w:rPr>
-          <w:rFonts w:ascii="Baskerville" w:hAnsi="Baskerville"/>
-          <w:lang w:val="en-US"/>
-        </w:rPr>
-        <w:t>Extracted relevant time features from the date and time columns.</w:t>
-      </w:r>
-    </w:p>
-    <w:p>
-      <w:pPr>
-        <w:pStyle w:val="ListParagraph"/>
-        <w:numPr>
-          <w:ilvl w:val="0"/>
-          <w:numId w:val="3"/>
-        </w:numPr>
-        <w:rPr>
-          <w:rFonts w:ascii="Baskerville" w:hAnsi="Baskerville"/>
-          <w:b/>
-          <w:bCs/>
-          <w:lang w:val="en-US"/>
-        </w:rPr>
-      </w:pPr>
-      <w:r>
-        <w:rPr>
-          <w:rFonts w:ascii="Baskerville" w:hAnsi="Baskerville"/>
-          <w:lang w:val="en-US"/>
-        </w:rPr>
-        <w:t>Filtered and encoded categorical variables using LabelEncoder.</w:t>
-      </w:r>
-    </w:p>
-    <w:p>
-      <w:pPr>
-        <w:pStyle w:val="ListParagraph"/>
-        <w:numPr>
-          <w:ilvl w:val="0"/>
-          <w:numId w:val="3"/>
-        </w:numPr>
-        <w:rPr>
-          <w:rFonts w:ascii="Baskerville" w:hAnsi="Baskerville"/>
-          <w:b/>
-          <w:bCs/>
-          <w:lang w:val="en-US"/>
-        </w:rPr>
-      </w:pPr>
-      <w:r>
-        <w:rPr>
-          <w:rFonts w:ascii="Baskerville" w:hAnsi="Baskerville"/>
-          <w:lang w:val="en-US"/>
-        </w:rPr>
-        <w:t>Special handling of infrequent Transaction_party values.</w:t>
-      </w:r>
-    </w:p>
-    <w:p>
-      <w:pPr>
-        <w:pStyle w:val="ListParagraph"/>
-        <w:numPr>
-          <w:ilvl w:val="0"/>
-          <w:numId w:val="3"/>
-        </w:numPr>
-        <w:rPr>
-          <w:rFonts w:ascii="Baskerville" w:hAnsi="Baskerville"/>
-          <w:b/>
-          <w:bCs/>
-          <w:lang w:val="en-US"/>
-        </w:rPr>
-      </w:pPr>
-      <w:r>
-        <w:rPr>
-          <w:rFonts w:ascii="Baskerville" w:hAnsi="Baskerville"/>
-          <w:lang w:val="en-US"/>
-        </w:rPr>
-        <w:t>Applied feature scaling using StandardScaler.</w:t>
-      </w:r>
-    </w:p>
-    <w:p>
-      <w:pPr>
-        <w:rPr>
-          <w:rFonts w:ascii="Baskerville" w:hAnsi="Baskerville"/>
-          <w:lang w:val="en-US"/>
-        </w:rPr>
-      </w:pPr>
-    </w:p>
-    <w:p>
-      <w:pPr>
-        <w:rPr>
-          <w:rFonts w:ascii="Baskerville" w:hAnsi="Baskerville"/>
-          <w:b/>
-          <w:bCs/>
-          <w:lang w:val="en-US"/>
-        </w:rPr>
-      </w:pPr>
-      <w:r>
-        <w:rPr>
-          <w:rFonts w:ascii="Baskerville" w:hAnsi="Baskerville"/>
-          <w:b/>
-          <w:bCs/>
-          <w:lang w:val="en-US"/>
-        </w:rPr>
-        <w:t>Model Training &amp; Evaluation:</w:t>
-      </w:r>
-    </w:p>
-    <w:p>
-      <w:pPr>
-        <w:pStyle w:val="ListParagraph"/>
-        <w:numPr>
-          <w:ilvl w:val="0"/>
-          <w:numId w:val="4"/>
-        </w:numPr>
-        <w:rPr>
-          <w:rFonts w:ascii="Baskerville" w:hAnsi="Baskerville"/>
-          <w:lang w:val="en-US"/>
-        </w:rPr>
-      </w:pPr>
-      <w:r>
-        <w:rPr>
-          <w:rFonts w:ascii="Baskerville" w:hAnsi="Baskerville"/>
-          <w:lang w:val="en-US"/>
-        </w:rPr>
-        <w:t>Used XGBRegressor with hyperparameter tuning via GridSearchCV.</w:t>
-      </w:r>
-    </w:p>
-    <w:p>
-      <w:pPr>
-        <w:rPr>
-          <w:rFonts w:ascii="Baskerville" w:hAnsi="Baskerville"/>
-          <w:lang w:val="en-US"/>
-        </w:rPr>
-      </w:pPr>
-    </w:p>
-    <w:p>
-      <w:pPr>
-        <w:rPr>
-          <w:rFonts w:ascii="Baskerville" w:hAnsi="Baskerville"/>
-          <w:lang w:val="en-US"/>
-        </w:rPr>
-      </w:pPr>
-      <w:r>
-        <w:rPr>
-          <w:rFonts w:ascii="Baskerville" w:hAnsi="Baskerville"/>
-          <w:lang w:val="en-US"/>
-        </w:rPr>
-        <w:t>Evaluated model using:</w:t>
-      </w:r>
-    </w:p>
-    <w:p>
-      <w:pPr>
-        <w:pStyle w:val="ListParagraph"/>
-        <w:numPr>
-          <w:ilvl w:val="0"/>
-          <w:numId w:val="5"/>
-        </w:numPr>
-        <w:rPr>
-          <w:rFonts w:ascii="Baskerville" w:hAnsi="Baskerville"/>
-          <w:lang w:val="en-US"/>
-        </w:rPr>
-      </w:pPr>
-      <w:r>
-        <w:rPr>
-          <w:rFonts w:ascii="Baskerville" w:hAnsi="Baskerville"/>
-          <w:lang w:val="en-US"/>
-        </w:rPr>
-        <w:t>Root Mean Squared Error (RMSE)</w:t>
-      </w:r>
-      <w:r>
-        <w:rPr>
-          <w:rFonts w:ascii="Baskerville" w:hAnsi="Baskerville"/>
-          <w:lang w:val="en-US"/>
-        </w:rPr>
-        <w:t xml:space="preserve"> </w:t>
-      </w:r>
-      <w:r>
-        <w:rPr>
-          <w:rFonts w:ascii="Baskerville" w:hAnsi="Baskerville"/>
-          <w:lang w:val="en-US"/>
-        </w:rPr>
-        <w:t>40.19</w:t>
-      </w:r>
-    </w:p>
-    <w:p>
-      <w:pPr>
-        <w:pStyle w:val="ListParagraph"/>
-        <w:numPr>
-          <w:ilvl w:val="0"/>
-          <w:numId w:val="5"/>
-        </w:numPr>
-        <w:rPr>
-          <w:rFonts w:ascii="Baskerville" w:hAnsi="Baskerville"/>
-          <w:lang w:val="en-US"/>
-        </w:rPr>
-      </w:pPr>
-      <w:r>
-        <w:rPr>
-          <w:rFonts w:ascii="Baskerville" w:hAnsi="Baskerville"/>
-          <w:lang w:val="en-US"/>
-        </w:rPr>
-        <w:t>Mean Absolute Error (MAE)</w:t>
-      </w:r>
-      <w:r>
-        <w:rPr>
-          <w:rFonts w:ascii="Baskerville" w:hAnsi="Baskerville"/>
-          <w:lang w:val="en-US"/>
-        </w:rPr>
-        <w:t xml:space="preserve"> </w:t>
-      </w:r>
-      <w:r>
-        <w:rPr>
-          <w:rFonts w:ascii="Baskerville" w:hAnsi="Baskerville"/>
-          <w:lang w:val="en-US"/>
-        </w:rPr>
-        <w:t>24.71</w:t>
-      </w:r>
-    </w:p>
-    <w:p>
-      <w:pPr>
-        <w:pStyle w:val="ListParagraph"/>
-        <w:numPr>
-          <w:ilvl w:val="0"/>
-          <w:numId w:val="5"/>
-        </w:numPr>
-        <w:rPr>
-          <w:rFonts w:ascii="Baskerville" w:hAnsi="Baskerville"/>
-          <w:lang w:val="en-US"/>
-        </w:rPr>
-      </w:pPr>
-      <w:r>
-        <w:rPr>
-          <w:rFonts w:ascii="Baskerville" w:hAnsi="Baskerville"/>
-          <w:lang w:val="en-US"/>
-        </w:rPr>
-        <w:t>R2 Score</w:t>
-      </w:r>
-      <w:r>
-        <w:rPr>
-          <w:rFonts w:ascii="Baskerville" w:hAnsi="Baskerville"/>
-          <w:lang w:val="en-US"/>
-        </w:rPr>
-        <w:t xml:space="preserve"> </w:t>
-      </w:r>
-      <w:r>
-        <w:rPr>
-          <w:rFonts w:ascii="Baskerville" w:hAnsi="Baskerville"/>
-          <w:lang w:val="en-US"/>
-        </w:rPr>
-        <w:t>0.47</w:t>
-      </w:r>
-    </w:p>
-    <w:p>
-      <w:pPr>
-        <w:rPr>
-          <w:rFonts w:ascii="Baskerville" w:hAnsi="Baskerville"/>
-          <w:lang w:val="en-US"/>
-        </w:rPr>
-      </w:pPr>
-    </w:p>
-    <w:p>
-      <w:pPr>
-        <w:rPr>
-          <w:rFonts w:ascii="Baskerville" w:hAnsi="Baskerville"/>
-          <w:b/>
-          <w:bCs/>
-          <w:lang w:val="en-US"/>
-        </w:rPr>
-      </w:pPr>
-      <w:r>
-        <w:rPr>
-          <w:rFonts w:ascii="Baskerville" w:hAnsi="Baskerville"/>
-          <w:b/>
-          <w:bCs/>
-          <w:lang w:val="en-US"/>
-        </w:rPr>
-        <w:t>Flask API:</w:t>
-      </w:r>
-    </w:p>
-    <w:p>
-      <w:pPr>
-        <w:rPr>
-          <w:rFonts w:ascii="Baskerville" w:hAnsi="Baskerville"/>
-          <w:lang w:val="en-US"/>
-        </w:rPr>
-      </w:pPr>
-      <w:r>
-        <w:rPr>
-          <w:rFonts w:ascii="Baskerville" w:hAnsi="Baskerville"/>
-          <w:lang w:val="en-US"/>
-        </w:rPr>
-        <w:t>/</w:t>
-      </w:r>
-      <w:r>
-        <w:rPr>
-          <w:rFonts w:ascii="Baskerville" w:hAnsi="Baskerville"/>
-          <w:lang w:val="en-US"/>
-        </w:rPr>
-        <w:t>Prediction</w:t>
-      </w:r>
-      <w:r>
-        <w:rPr>
-          <w:rFonts w:ascii="Baskerville" w:hAnsi="Baskerville"/>
-          <w:lang w:val="en-US"/>
-        </w:rPr>
-        <w:t xml:space="preserve"> - Accepts POST requests with transaction details and returns predicted spending.</w:t>
-      </w:r>
-    </w:p>
-    <w:p>
-      <w:pPr>
-        <w:rPr>
-          <w:rFonts w:ascii="Baskerville" w:hAnsi="Baskerville"/>
-          <w:lang w:val="en-US"/>
-        </w:rPr>
-      </w:pPr>
-      <w:r>
-        <w:rPr>
-          <w:rFonts w:ascii="Baskerville" w:hAnsi="Baskerville"/>
-          <w:lang w:val="en-US"/>
-        </w:rPr>
-        <w:t>/</w:t>
-      </w:r>
-      <w:r>
-        <w:rPr>
-          <w:rFonts w:ascii="Baskerville" w:hAnsi="Baskerville"/>
-          <w:lang w:val="en-US"/>
-        </w:rPr>
-        <w:t>Data</w:t>
-      </w:r>
-      <w:r>
-        <w:rPr>
-          <w:rFonts w:ascii="Baskerville" w:hAnsi="Baskerville"/>
-          <w:lang w:val="en-US"/>
-        </w:rPr>
-        <w:t xml:space="preserve"> - Returns historical transaction data in JSON format.</w:t>
-      </w:r>
-    </w:p>
-    <w:p>
-      <w:pPr>
-        <w:rPr>
-          <w:rFonts w:ascii="Baskerville" w:hAnsi="Baskerville"/>
-          <w:lang w:val="en-US"/>
-        </w:rPr>
-      </w:pPr>
-    </w:p>
-    <w:p>
-      <w:pPr>
-        <w:rPr>
-          <w:rFonts w:ascii="Baskerville" w:hAnsi="Baskerville"/>
-          <w:b/>
-          <w:bCs/>
-          <w:lang w:val="en-US"/>
-        </w:rPr>
-      </w:pPr>
-      <w:r>
-        <w:rPr>
-          <w:rFonts w:ascii="Baskerville" w:hAnsi="Baskerville"/>
-          <w:b/>
-          <w:bCs/>
-          <w:lang w:val="en-US"/>
-        </w:rPr>
-        <w:t>Frontend:</w:t>
-      </w:r>
-    </w:p>
-    <w:p>
-      <w:pPr>
-        <w:pStyle w:val="ListParagraph"/>
-        <w:numPr>
-          <w:ilvl w:val="0"/>
-          <w:numId w:val="6"/>
-        </w:numPr>
-        <w:rPr>
-          <w:rFonts w:ascii="Baskerville" w:hAnsi="Baskerville"/>
-          <w:b/>
-          <w:bCs/>
-          <w:lang w:val="en-US"/>
-        </w:rPr>
-      </w:pPr>
-      <w:r>
-        <w:rPr>
-          <w:rFonts w:ascii="Baskerville" w:hAnsi="Baskerville"/>
-          <w:lang w:val="en-US"/>
-        </w:rPr>
-        <w:t>HTML form with fields for Transaction Amount, Type, Party, and Paid/Withdrawn.</w:t>
-      </w:r>
-    </w:p>
-    <w:p>
-      <w:pPr>
-        <w:pStyle w:val="ListParagraph"/>
-        <w:numPr>
-          <w:ilvl w:val="0"/>
-          <w:numId w:val="6"/>
-        </w:numPr>
-        <w:rPr>
-          <w:rFonts w:ascii="Baskerville" w:hAnsi="Baskerville"/>
-          <w:b/>
-          <w:bCs/>
-          <w:lang w:val="en-US"/>
-        </w:rPr>
-      </w:pPr>
-      <w:r>
-        <w:rPr>
-          <w:rFonts w:ascii="Baskerville" w:hAnsi="Baskerville"/>
-          <w:lang w:val="en-US"/>
-        </w:rPr>
-        <w:t>JavaScript to submit data via Fetch API and render results.</w:t>
-      </w:r>
-    </w:p>
-    <w:p>
-      <w:pPr>
-        <w:rPr>
-          <w:rFonts w:ascii="Baskerville" w:hAnsi="Baskerville"/>
-          <w:lang w:val="en-US"/>
-        </w:rPr>
-      </w:pPr>
-    </w:p>
-    <w:p>
-      <w:pPr>
-        <w:rPr>
-          <w:rFonts w:ascii="Baskerville" w:hAnsi="Baskerville"/>
-          <w:b/>
-          <w:bCs/>
-          <w:lang w:val="en-US"/>
-        </w:rPr>
-      </w:pPr>
-      <w:r>
-        <w:rPr>
-          <w:rFonts w:ascii="Baskerville" w:hAnsi="Baskerville"/>
-          <w:b/>
-          <w:bCs/>
-          <w:lang w:val="en-US"/>
-        </w:rPr>
-        <w:t>Model Saving:</w:t>
-      </w:r>
-    </w:p>
-    <w:p>
-      <w:pPr>
-        <w:pStyle w:val="ListParagraph"/>
-        <w:numPr>
-          <w:ilvl w:val="0"/>
-          <w:numId w:val="7"/>
-        </w:numPr>
-        <w:rPr>
-          <w:rFonts w:ascii="Baskerville" w:hAnsi="Baskerville"/>
-          <w:lang w:val="en-US"/>
-        </w:rPr>
-      </w:pPr>
-      <w:r>
-        <w:rPr>
-          <w:rFonts w:ascii="Baskerville" w:hAnsi="Baskerville"/>
-          <w:lang w:val="en-US"/>
-        </w:rPr>
-        <w:t>Serialized trained model, scaler, and encoder into .</w:t>
-      </w:r>
-      <w:proofErr w:type="spellStart"/>
-      <w:r>
-        <w:rPr>
-          <w:rFonts w:ascii="Baskerville" w:hAnsi="Baskerville"/>
-          <w:lang w:val="en-US"/>
-        </w:rPr>
-        <w:t>pkl</w:t>
-      </w:r>
-      <w:proofErr w:type="spellEnd"/>
-      <w:r>
-        <w:rPr>
-          <w:rFonts w:ascii="Baskerville" w:hAnsi="Baskerville"/>
-          <w:lang w:val="en-US"/>
-        </w:rPr>
-        <w:t xml:space="preserve"> files for use in the API.</w:t>
-      </w:r>
-    </w:p>
-    <w:p>
-      <w:pPr>
-        <w:rPr>
-          <w:rFonts w:ascii="Baskerville" w:hAnsi="Baskerville"/>
-          <w:lang w:val="en-US"/>
-        </w:rPr>
-      </w:pPr>
-    </w:p>
-    <w:p>
-      <w:pPr>
-        <w:rPr>
-          <w:rFonts w:ascii="Baskerville" w:hAnsi="Baskerville"/>
-          <w:lang w:val="en-US"/>
-        </w:rPr>
-      </w:pPr>
-      <w:r>
-        <w:rPr>
-          <w:rFonts w:ascii="Baskerville" w:hAnsi="Baskerville"/>
-          <w:lang w:val="en-US"/>
-        </w:rPr>
-        <w:t>Challenges &amp; Solutions:</w:t>
-      </w:r>
-    </w:p>
-    <w:p>
-      <w:pPr>
-        <w:rPr>
-          <w:rFonts w:ascii="Baskerville" w:hAnsi="Baskerville"/>
-          <w:lang w:val="en-US"/>
-        </w:rPr>
-      </w:pPr>
-    </w:p>
-    <w:p>
-      <w:pPr>
-        <w:pStyle w:val="ListParagraph"/>
-        <w:numPr>
-          <w:ilvl w:val="0"/>
-          <w:numId w:val="8"/>
-        </w:numPr>
-        <w:rPr>
-          <w:rFonts w:ascii="Baskerville" w:hAnsi="Baskerville"/>
-          <w:lang w:val="en-US"/>
-        </w:rPr>
-      </w:pPr>
-      <w:r>
-        <w:rPr>
-          <w:rFonts w:ascii="Baskerville" w:hAnsi="Baskerville"/>
-          <w:lang w:val="en-US"/>
-        </w:rPr>
-        <w:t xml:space="preserve">Handled unseen categorical values by mapping them to constant value </w:t>
-      </w:r>
-      <w:proofErr w:type="spellStart"/>
-      <w:proofErr w:type="gramStart"/>
-      <w:r>
-        <w:rPr>
-          <w:rFonts w:ascii="Baskerville" w:hAnsi="Baskerville"/>
-          <w:lang w:val="en-US"/>
-        </w:rPr>
-        <w:t>eg</w:t>
-      </w:r>
-      <w:proofErr w:type="spellEnd"/>
-      <w:proofErr w:type="gramEnd"/>
-      <w:r>
-        <w:rPr>
-          <w:rFonts w:ascii="Baskerville" w:hAnsi="Baskerville"/>
-          <w:lang w:val="en-US"/>
-        </w:rPr>
-        <w:t xml:space="preserve"> balance 1000.</w:t>
-      </w:r>
-    </w:p>
-    <w:p>
-      <w:pPr>
-        <w:pStyle w:val="ListParagraph"/>
-        <w:numPr>
-          <w:ilvl w:val="0"/>
-          <w:numId w:val="8"/>
-        </w:numPr>
-        <w:rPr>
-          <w:rFonts w:ascii="Baskerville" w:hAnsi="Baskerville"/>
-          <w:lang w:val="en-US"/>
-        </w:rPr>
-      </w:pPr>
-      <w:r>
-        <w:rPr>
-          <w:rFonts w:ascii="Baskerville" w:hAnsi="Baskerville"/>
-          <w:lang w:val="en-US"/>
-        </w:rPr>
-        <w:t>Addressed scaling issues by fitting the scaler only on training data.</w:t>
-      </w:r>
-    </w:p>
-    <w:p>
-      <w:pPr>
-        <w:pStyle w:val="ListParagraph"/>
-        <w:numPr>
-          <w:ilvl w:val="0"/>
-          <w:numId w:val="8"/>
-        </w:numPr>
-        <w:rPr>
-          <w:rFonts w:ascii="Baskerville" w:hAnsi="Baskerville"/>
-          <w:lang w:val="en-US"/>
-        </w:rPr>
-      </w:pPr>
-      <w:r>
-        <w:rPr>
-          <w:rFonts w:ascii="Baskerville" w:hAnsi="Baskerville"/>
-          <w:lang w:val="en-US"/>
-        </w:rPr>
-        <w:t>Improved model performance via feature selection and parameter tuning.</w:t>
-      </w:r>
     </w:p>
     <w:p/>
     <w:sectPr>
